--- a/NOTES/DOCKER.docx
+++ b/NOTES/DOCKER.docx
@@ -173,6 +173,7 @@
         <w:rPr>
           <w:b/>
           <w:bCs/>
+          <w:highlight w:val="yellow"/>
         </w:rPr>
         <w:t>Docker Image vs Container simple:</w:t>
       </w:r>
